--- a/rozbory_andy/Autoři/Erben, Karel Jaromír/Kytice.docx
+++ b/rozbory_andy/Autoři/Erben, Karel Jaromír/Kytice.docx
@@ -54,11 +54,80 @@
       <w:r>
         <w:t xml:space="preserve"> </w:t>
       </w:r>
-      <w:r>
+    </w:p>
+    <w:p>
+      <w:pPr>
+        <w:pStyle w:val="Odstavecseseznamem"/>
+        <w:numPr>
+          <w:ilvl w:val="0"/>
+          <w:numId w:val="2"/>
+        </w:numPr>
+      </w:pPr>
+      <w:r>
+        <w:rPr>
+          <w:b/>
+          <w:bCs/>
+        </w:rPr>
         <w:t>Romantismus</w:t>
       </w:r>
       <w:r>
-        <w:t xml:space="preserve"> (Vnitřní svět, cit, výjimečný hrdina, tragika)</w:t>
+        <w:t xml:space="preserve"> (</w:t>
+      </w:r>
+      <w:r>
+        <w:t>Je to důraz na silné emoce, osudovost a tragický střet výjimečného jedince s nadpřirozenými silami nebo neúprosným mravním zákonem.</w:t>
+      </w:r>
+      <w:r>
+        <w:t xml:space="preserve"> [ N</w:t>
+      </w:r>
+      <w:r>
+        <w:rPr>
+          <w:b/>
+          <w:bCs/>
+        </w:rPr>
+        <w:t>adpřirozené bytosti</w:t>
+      </w:r>
+      <w:r>
+        <w:t xml:space="preserve">, </w:t>
+      </w:r>
+      <w:r>
+        <w:rPr>
+          <w:b/>
+          <w:bCs/>
+        </w:rPr>
+        <w:t>Dramatické prostředí</w:t>
+      </w:r>
+      <w:r>
+        <w:rPr>
+          <w:b/>
+          <w:bCs/>
+        </w:rPr>
+        <w:t>,</w:t>
+      </w:r>
+      <w:r>
+        <w:t xml:space="preserve"> </w:t>
+      </w:r>
+      <w:r>
+        <w:rPr>
+          <w:b/>
+          <w:bCs/>
+        </w:rPr>
+        <w:t>Vina a trest</w:t>
+      </w:r>
+      <w:r>
+        <w:t xml:space="preserve">, </w:t>
+      </w:r>
+      <w:r>
+        <w:rPr>
+          <w:b/>
+          <w:bCs/>
+        </w:rPr>
+        <w:t>Lidová slovesnost</w:t>
+      </w:r>
+      <w:r>
+        <w:t>]</w:t>
+      </w:r>
+      <w:r>
+        <w:t>)</w:t>
       </w:r>
     </w:p>
     <w:p>
@@ -93,10 +162,13 @@
         <w:t xml:space="preserve"> </w:t>
       </w:r>
       <w:r>
-        <w:t>Prostonárodní české písně a říkadla</w:t>
-      </w:r>
-      <w:r>
-        <w:t>, Božena Němcová</w:t>
+        <w:t>Zlatovláska</w:t>
+      </w:r>
+      <w:r>
+        <w:t xml:space="preserve">, </w:t>
+      </w:r>
+      <w:r>
+        <w:t>Karel Havlíček Borovský</w:t>
       </w:r>
     </w:p>
     <w:p>
@@ -115,6 +187,15 @@
       </w:r>
       <w:r>
         <w:t>, prostřední jméno, neměl ho</w:t>
+      </w:r>
+      <w:r>
+        <w:t xml:space="preserve">, </w:t>
+      </w:r>
+      <w:r>
+        <w:t>Celý život bojoval s podlomeným zdravím</w:t>
+      </w:r>
+      <w:r>
+        <w:t xml:space="preserve"> (slabé plíce, koktání)</w:t>
       </w:r>
     </w:p>
     <w:p>
@@ -350,9 +431,6 @@
     </w:p>
     <w:p/>
     <w:p/>
-    <w:p/>
-    <w:p/>
-    <w:p/>
     <w:p>
       <w:r>
         <w:rPr>
@@ -403,15 +481,7 @@
     </w:p>
     <w:p>
       <w:r>
-        <w:t xml:space="preserve">Jednoho dne se zastaví mladý král u lesní chalupy a spatří mladou krásku. Ihned se s ní chce oženit, ale dívka namítne, že se nejprve musí dovolit své matky. Druhý den se král vrací a nabízí maceše zlato a stříbro za její nevlastní dceru. Macecha nejprve králi nutí svou vlastní, nakonec ale svolí. Další den po cestě na zámek zabijí macecha se svou vlastní dcerou nevlastní </w:t>
-      </w:r>
-      <w:proofErr w:type="spellStart"/>
-      <w:r>
-        <w:t>Dorinku</w:t>
-      </w:r>
-      <w:proofErr w:type="spellEnd"/>
-      <w:r>
-        <w:t xml:space="preserve"> v lese, kde ji usmrtí a odeberou údy a oči. Obě se pak vydají na cestu do zámku. Tam se nic netušící král ožení s vlastní dcerou a po týdnu odjíždí a uloží ženě, aby předla na kolovratu.</w:t>
+        <w:t>Jednoho dne se zastaví mladý král u lesní chalupy a spatří mladou krásku. Ihned se s ní chce oženit, ale dívka namítne, že se nejprve musí dovolit své matky. Druhý den se král vrací a nabízí maceše zlato a stříbro za její nevlastní dceru. Macecha nejprve králi nutí svou vlastní, nakonec ale svolí. Další den po cestě na zámek zabijí macecha se svou vlastní dcerou nevlastní Dorinku v lese, kde ji usmrtí a odeberou údy a oči. Obě se pak vydají na cestu do zámku. Tam se nic netušící král ožení s vlastní dcerou a po týdnu odjíždí a uloží ženě, aby předla na kolovratu.</w:t>
       </w:r>
     </w:p>
     <w:p>
@@ -471,23 +541,7 @@
     </w:p>
     <w:p>
       <w:r>
-        <w:t xml:space="preserve">Muž má ženu, která je přes den vitální, ale přes noc je jako mrtvá. Muž jde tedy k věštkyni a ta mu prozradí, že je jeho žena zakletá do vrby. Muže to dopálí tak, že vrbu nechá pokácet. Jakmile však vrbu pokácí, žena padne na místě mrtva k zemi. Muž pláče a naříká, co to provedl, ale hlas mu prozradí, ať ze dřeva té vrby udělá kolíbku a větvičky ať zasadí do země. </w:t>
-      </w:r>
-      <w:proofErr w:type="gramStart"/>
-      <w:r>
-        <w:t>Kolébka</w:t>
-      </w:r>
-      <w:proofErr w:type="gramEnd"/>
-      <w:r>
-        <w:t xml:space="preserve"> když bude dítě </w:t>
-      </w:r>
-      <w:proofErr w:type="gramStart"/>
-      <w:r>
-        <w:t>kolébati</w:t>
-      </w:r>
-      <w:proofErr w:type="gramEnd"/>
-      <w:r>
-        <w:t>, jako by ho kolébala jeho matka, až klouček vyroste, z větviček si nařeže píšťaličky a při hře bude s matkou rozmlouvat.</w:t>
+        <w:t>Muž má ženu, která je přes den vitální, ale přes noc je jako mrtvá. Muž jde tedy k věštkyni a ta mu prozradí, že je jeho žena zakletá do vrby. Muže to dopálí tak, že vrbu nechá pokácet. Jakmile však vrbu pokácí, žena padne na místě mrtva k zemi. Muž pláče a naříká, co to provedl, ale hlas mu prozradí, ať ze dřeva té vrby udělá kolíbku a větvičky ať zasadí do země. Kolébka když bude dítě kolébati, jako by ho kolébala jeho matka, až klouček vyroste, z větviček si nařeže píšťaličky a při hře bude s matkou rozmlouvat.</w:t>
       </w:r>
     </w:p>
     <w:p>
@@ -654,8 +708,123 @@
       </w:rPr>
     </w:lvl>
   </w:abstractNum>
+  <w:abstractNum w:abstractNumId="1" w15:restartNumberingAfterBreak="0">
+    <w:nsid w:val="57646E58"/>
+    <w:multiLevelType w:val="hybridMultilevel"/>
+    <w:tmpl w:val="8D9E8446"/>
+    <w:lvl w:ilvl="0" w:tplc="D3062890">
+      <w:numFmt w:val="bullet"/>
+      <w:lvlText w:val="-"/>
+      <w:lvlJc w:val="left"/>
+      <w:pPr>
+        <w:ind w:left="720" w:hanging="360"/>
+      </w:pPr>
+      <w:rPr>
+        <w:rFonts w:ascii="Aptos" w:eastAsiaTheme="minorHAnsi" w:hAnsi="Aptos" w:cstheme="minorBidi" w:hint="default"/>
+      </w:rPr>
+    </w:lvl>
+    <w:lvl w:ilvl="1" w:tplc="04050003" w:tentative="1">
+      <w:start w:val="1"/>
+      <w:numFmt w:val="bullet"/>
+      <w:lvlText w:val="o"/>
+      <w:lvlJc w:val="left"/>
+      <w:pPr>
+        <w:ind w:left="1440" w:hanging="360"/>
+      </w:pPr>
+      <w:rPr>
+        <w:rFonts w:ascii="Courier New" w:hAnsi="Courier New" w:cs="Courier New" w:hint="default"/>
+      </w:rPr>
+    </w:lvl>
+    <w:lvl w:ilvl="2" w:tplc="04050005" w:tentative="1">
+      <w:start w:val="1"/>
+      <w:numFmt w:val="bullet"/>
+      <w:lvlText w:val=""/>
+      <w:lvlJc w:val="left"/>
+      <w:pPr>
+        <w:ind w:left="2160" w:hanging="360"/>
+      </w:pPr>
+      <w:rPr>
+        <w:rFonts w:ascii="Wingdings" w:hAnsi="Wingdings" w:hint="default"/>
+      </w:rPr>
+    </w:lvl>
+    <w:lvl w:ilvl="3" w:tplc="04050001" w:tentative="1">
+      <w:start w:val="1"/>
+      <w:numFmt w:val="bullet"/>
+      <w:lvlText w:val=""/>
+      <w:lvlJc w:val="left"/>
+      <w:pPr>
+        <w:ind w:left="2880" w:hanging="360"/>
+      </w:pPr>
+      <w:rPr>
+        <w:rFonts w:ascii="Symbol" w:hAnsi="Symbol" w:hint="default"/>
+      </w:rPr>
+    </w:lvl>
+    <w:lvl w:ilvl="4" w:tplc="04050003" w:tentative="1">
+      <w:start w:val="1"/>
+      <w:numFmt w:val="bullet"/>
+      <w:lvlText w:val="o"/>
+      <w:lvlJc w:val="left"/>
+      <w:pPr>
+        <w:ind w:left="3600" w:hanging="360"/>
+      </w:pPr>
+      <w:rPr>
+        <w:rFonts w:ascii="Courier New" w:hAnsi="Courier New" w:cs="Courier New" w:hint="default"/>
+      </w:rPr>
+    </w:lvl>
+    <w:lvl w:ilvl="5" w:tplc="04050005" w:tentative="1">
+      <w:start w:val="1"/>
+      <w:numFmt w:val="bullet"/>
+      <w:lvlText w:val=""/>
+      <w:lvlJc w:val="left"/>
+      <w:pPr>
+        <w:ind w:left="4320" w:hanging="360"/>
+      </w:pPr>
+      <w:rPr>
+        <w:rFonts w:ascii="Wingdings" w:hAnsi="Wingdings" w:hint="default"/>
+      </w:rPr>
+    </w:lvl>
+    <w:lvl w:ilvl="6" w:tplc="04050001" w:tentative="1">
+      <w:start w:val="1"/>
+      <w:numFmt w:val="bullet"/>
+      <w:lvlText w:val=""/>
+      <w:lvlJc w:val="left"/>
+      <w:pPr>
+        <w:ind w:left="5040" w:hanging="360"/>
+      </w:pPr>
+      <w:rPr>
+        <w:rFonts w:ascii="Symbol" w:hAnsi="Symbol" w:hint="default"/>
+      </w:rPr>
+    </w:lvl>
+    <w:lvl w:ilvl="7" w:tplc="04050003" w:tentative="1">
+      <w:start w:val="1"/>
+      <w:numFmt w:val="bullet"/>
+      <w:lvlText w:val="o"/>
+      <w:lvlJc w:val="left"/>
+      <w:pPr>
+        <w:ind w:left="5760" w:hanging="360"/>
+      </w:pPr>
+      <w:rPr>
+        <w:rFonts w:ascii="Courier New" w:hAnsi="Courier New" w:cs="Courier New" w:hint="default"/>
+      </w:rPr>
+    </w:lvl>
+    <w:lvl w:ilvl="8" w:tplc="04050005" w:tentative="1">
+      <w:start w:val="1"/>
+      <w:numFmt w:val="bullet"/>
+      <w:lvlText w:val=""/>
+      <w:lvlJc w:val="left"/>
+      <w:pPr>
+        <w:ind w:left="6480" w:hanging="360"/>
+      </w:pPr>
+      <w:rPr>
+        <w:rFonts w:ascii="Wingdings" w:hAnsi="Wingdings" w:hint="default"/>
+      </w:rPr>
+    </w:lvl>
+  </w:abstractNum>
   <w:num w:numId="1" w16cid:durableId="1400784327">
     <w:abstractNumId w:val="0"/>
+  </w:num>
+  <w:num w:numId="2" w16cid:durableId="1730107446">
+    <w:abstractNumId w:val="1"/>
   </w:num>
 </w:numbering>
 </file>
@@ -1597,6 +1766,19 @@
       <w:bCs/>
     </w:rPr>
   </w:style>
+  <w:style w:type="paragraph" w:styleId="Normlnweb">
+    <w:name w:val="Normal (Web)"/>
+    <w:basedOn w:val="Normln"/>
+    <w:uiPriority w:val="99"/>
+    <w:semiHidden/>
+    <w:unhideWhenUsed/>
+    <w:rsid w:val="009F5DD6"/>
+    <w:rPr>
+      <w:rFonts w:ascii="Times New Roman" w:hAnsi="Times New Roman" w:cs="Times New Roman"/>
+      <w:sz w:val="24"/>
+      <w:szCs w:val="24"/>
+    </w:rPr>
+  </w:style>
 </w:styles>
 </file>
 
